--- a/products-storage/05-ks-bez-vozvrata/09-tipovye-oshibki.docx
+++ b/products-storage/05-ks-bez-vozvrata/09-tipovye-oshibki.docx
@@ -69,7 +69,7 @@
       <w:r>
         <w:t>ПРИЧИНА: Работы выполнены, акты составлены, но не приложены к КС-2.</w:t>
         <w:br/>
-        <w:t>УСТРАНЕНИЕ: Реестр приложений с автопроверкой (входит в полный комплект).</w:t>
+        <w:t>УСТРАНЕНИЕ: Ведите реестр приложений (файл 02 этого комплекта) и сверяйте его с перечнем работ в КС-2. Акты составляйте по формам файла 03 до закрытия работ.</w:t>
       </w:r>
     </w:p>
     <w:p>
@@ -99,7 +99,7 @@
       <w:r>
         <w:t>ПРИЧИНА: 31 февраля, 32-е число месяца, дата окончания раньше начала.</w:t>
         <w:br/>
-        <w:t>УСТРАНЕНИЕ: Используйте Excel с проверкой дат (шаблон в полном комплекте).</w:t>
+        <w:t>УСТРАНЕНИЕ: Перед отправкой проверьте даты по разделу 2 проверочного листа (файл 01): дата существует в календаре, начало периода не позже окончания.</w:t>
       </w:r>
     </w:p>
     <w:p>

--- a/products-storage/05-ks-bez-vozvrata/09-tipovye-oshibki.docx
+++ b/products-storage/05-ks-bez-vozvrata/09-tipovye-oshibki.docx
@@ -5,26 +5,184 @@
     <w:p>
       <w:pPr>
         <w:pStyle w:val="Title"/>
-        <w:jc w:val="center"/>
       </w:pPr>
       <w:r>
-        <w:t>ТИПОВЫЕ ОШИБКИ в комплекте КС и способы их устранения</w:t>
+        <w:t>Ошибки перед сдачей КС и порядок исправления</w:t>
       </w:r>
     </w:p>
-    <w:p/>
     <w:p>
       <w:pPr>
-        <w:pStyle w:val="Heading1"/>
+        <w:pStyle w:val="Heading2"/>
       </w:pPr>
       <w:r>
-        <w:t>Ошибка 1. Несоответствие наименования объекта</w:t>
+        <w:t>1. Разные договоры или объекты</w:t>
+      </w:r>
+    </w:p>
+    <w:p>
+      <w:pPr>
+        <w:spacing w:after="100"/>
+      </w:pPr>
+      <w:r>
+        <w:rPr>
+          <w:b w:val="0"/>
+          <w:i w:val="0"/>
+          <w:sz w:val="20"/>
+        </w:rPr>
+        <w:t>Сверьте реквизиты по договору и действующей проектной документации. При различии названий составьте однозначное сопоставление, не стирая фактические реквизиты.</w:t>
+      </w:r>
+    </w:p>
+    <w:p>
+      <w:pPr>
+        <w:spacing w:after="140"/>
+      </w:pPr>
+      <w:r>
+        <w:rPr>
+          <w:b w:val="0"/>
+          <w:i w:val="0"/>
+          <w:sz w:val="18"/>
+        </w:rPr>
+        <w:t>Проверка в комплекте: №01, раздел 1.</w:t>
+      </w:r>
+    </w:p>
+    <w:p>
+      <w:pPr>
+        <w:pStyle w:val="Heading2"/>
+      </w:pPr>
+      <w:r>
+        <w:t>2. Повторный номер или объём КС-2</w:t>
+      </w:r>
+    </w:p>
+    <w:p>
+      <w:pPr>
+        <w:spacing w:after="100"/>
+      </w:pPr>
+      <w:r>
+        <w:rPr>
+          <w:b w:val="0"/>
+          <w:i w:val="0"/>
+          <w:sz w:val="20"/>
+        </w:rPr>
+        <w:t>Проверьте журнал учёта, предыдущие акты и аннулированные записи. Повторное предъявление уберите, пропуски объясните.</w:t>
+      </w:r>
+    </w:p>
+    <w:p>
+      <w:pPr>
+        <w:spacing w:after="140"/>
+      </w:pPr>
+      <w:r>
+        <w:rPr>
+          <w:b w:val="0"/>
+          <w:i w:val="0"/>
+          <w:sz w:val="18"/>
+        </w:rPr>
+        <w:t>Проверка в комплекте: №01, пункты 1.6 и 1.10.</w:t>
+      </w:r>
+    </w:p>
+    <w:p>
+      <w:pPr>
+        <w:pStyle w:val="Heading2"/>
+      </w:pPr>
+      <w:r>
+        <w:t>3. Неверные единицы измерения</w:t>
+      </w:r>
+    </w:p>
+    <w:p>
+      <w:pPr>
+        <w:spacing w:after="100"/>
+      </w:pPr>
+      <w:r>
+        <w:rPr>
+          <w:b w:val="0"/>
+          <w:i w:val="0"/>
+          <w:sz w:val="20"/>
+        </w:rPr>
+        <w:t>Сопоставьте замер с единицей сметы. Пересчитайте измерители на 10/100 единиц и проверьте стоимость строки.</w:t>
+      </w:r>
+    </w:p>
+    <w:p>
+      <w:pPr>
+        <w:spacing w:after="140"/>
+      </w:pPr>
+      <w:r>
+        <w:rPr>
+          <w:b w:val="0"/>
+          <w:i w:val="0"/>
+          <w:sz w:val="18"/>
+        </w:rPr>
+        <w:t>Проверка в комплекте: №01, пункты 2.1–2.4.</w:t>
+      </w:r>
+    </w:p>
+    <w:p>
+      <w:pPr>
+        <w:pStyle w:val="Heading2"/>
+      </w:pPr>
+      <w:r>
+        <w:t>4. Один КС-2 сравнивается со всей КС-3</w:t>
+      </w:r>
+    </w:p>
+    <w:p>
+      <w:pPr>
+        <w:spacing w:after="100"/>
+      </w:pPr>
+      <w:r>
+        <w:rPr>
+          <w:b w:val="0"/>
+          <w:i w:val="0"/>
+          <w:sz w:val="20"/>
+        </w:rPr>
+        <w:t>Составьте перечень актов и прочих затрат за период. Сверьте их сумму с показателем периода, а накопительные итоги — отдельно.</w:t>
+      </w:r>
+    </w:p>
+    <w:p>
+      <w:pPr>
+        <w:spacing w:after="140"/>
+      </w:pPr>
+      <w:r>
+        <w:rPr>
+          <w:b w:val="0"/>
+          <w:i w:val="0"/>
+          <w:sz w:val="18"/>
+        </w:rPr>
+        <w:t>Проверка в комплекте: №01, раздел 3.</w:t>
+      </w:r>
+    </w:p>
+    <w:p>
+      <w:pPr>
+        <w:pStyle w:val="Heading2"/>
+      </w:pPr>
+      <w:r>
+        <w:t>5. Путаница периода и накопительного итога</w:t>
+      </w:r>
+    </w:p>
+    <w:p>
+      <w:pPr>
+        <w:spacing w:after="100"/>
+      </w:pPr>
+      <w:r>
+        <w:rPr>
+          <w:b w:val="0"/>
+          <w:i w:val="0"/>
+          <w:sz w:val="20"/>
+        </w:rPr>
+        <w:t>Разделите показатели «за период», «с начала года» и «с начала работ». При смене года проверьте перенос только соответствующего итога.</w:t>
+      </w:r>
+    </w:p>
+    <w:p>
+      <w:pPr>
+        <w:spacing w:after="140"/>
+      </w:pPr>
+      <w:r>
+        <w:rPr>
+          <w:b w:val="0"/>
+          <w:i w:val="0"/>
+          <w:sz w:val="18"/>
+        </w:rPr>
+        <w:t>Проверка в комплекте: №01, пункты 3.3–3.5.</w:t>
       </w:r>
     </w:p>
     <w:p>
       <w:r>
-        <w:t>ПРИЧИНА: Копирование из разных источников (договор, разрешение, проект).</w:t>
-        <w:br/>
-        <w:t>УСТРАНЕНИЕ: Создайте единый справочник наименований. Всегда копируйте из договора.</w:t>
+        <w:br w:type="page"/>
       </w:r>
     </w:p>
     <w:p>
@@ -32,14 +190,226 @@
         <w:pStyle w:val="Heading1"/>
       </w:pPr>
       <w:r>
-        <w:t>Ошибка 2. Пропуск номеров КС-2</w:t>
+        <w:t>Ошибки перед сдачей КС</w:t>
       </w:r>
     </w:p>
     <w:p>
+      <w:pPr>
+        <w:pStyle w:val="Heading2"/>
+      </w:pPr>
       <w:r>
-        <w:t>ПРИЧИНА: Аннулированный акт не зафиксирован, или несколько прорабов ведут нумерацию независимо.</w:t>
-        <w:br/>
-        <w:t>УСТРАНЕНИЕ: Централизованный журнал КС-2. Любое аннулирование фиксируется записью.</w:t>
+        <w:t>6. Сравниваются суммы с НДС и без НДС</w:t>
+      </w:r>
+    </w:p>
+    <w:p>
+      <w:pPr>
+        <w:spacing w:after="100"/>
+      </w:pPr>
+      <w:r>
+        <w:rPr>
+          <w:b w:val="0"/>
+          <w:i w:val="0"/>
+          <w:sz w:val="20"/>
+        </w:rPr>
+        <w:t>Разнесите налоговую базу, сумму НДС и итог. Ставку и округление проверяйте по конкретным операциям и договору.</w:t>
+      </w:r>
+    </w:p>
+    <w:p>
+      <w:pPr>
+        <w:spacing w:after="140"/>
+      </w:pPr>
+      <w:r>
+        <w:rPr>
+          <w:b w:val="0"/>
+          <w:i w:val="0"/>
+          <w:sz w:val="18"/>
+        </w:rPr>
+        <w:t>Проверка в комплекте: №01, пункты 3.7–3.9.</w:t>
+      </w:r>
+    </w:p>
+    <w:p>
+      <w:pPr>
+        <w:pStyle w:val="Heading2"/>
+      </w:pPr>
+      <w:r>
+        <w:t>7. Стоимость работ принимается за долг</w:t>
+      </w:r>
+    </w:p>
+    <w:p>
+      <w:pPr>
+        <w:spacing w:after="100"/>
+      </w:pPr>
+      <w:r>
+        <w:rPr>
+          <w:b w:val="0"/>
+          <w:i w:val="0"/>
+          <w:sz w:val="20"/>
+        </w:rPr>
+        <w:t>Покажите стоимость отдельно, затем аванс, удержания и оплаты. Остаток к оплате не подменяет стоимость КС-3.</w:t>
+      </w:r>
+    </w:p>
+    <w:p>
+      <w:pPr>
+        <w:spacing w:after="140"/>
+      </w:pPr>
+      <w:r>
+        <w:rPr>
+          <w:b w:val="0"/>
+          <w:i w:val="0"/>
+          <w:sz w:val="18"/>
+        </w:rPr>
+        <w:t>Проверка в комплекте: №01, пункт 3.10.</w:t>
+      </w:r>
+    </w:p>
+    <w:p>
+      <w:pPr>
+        <w:pStyle w:val="Heading2"/>
+      </w:pPr>
+      <w:r>
+        <w:t>8. КС-11 или КС-4 ошибочно названы приложениями</w:t>
+      </w:r>
+    </w:p>
+    <w:p>
+      <w:pPr>
+        <w:spacing w:after="100"/>
+      </w:pPr>
+      <w:r>
+        <w:rPr>
+          <w:b w:val="0"/>
+          <w:i w:val="0"/>
+          <w:sz w:val="20"/>
+        </w:rPr>
+        <w:t>Укажите фактическое наименование документа: АОСР, ведомость ресурсов, журнал КС-6а при применении. КС-11 — акт приёмки законченного строительством объекта.</w:t>
+      </w:r>
+    </w:p>
+    <w:p>
+      <w:pPr>
+        <w:spacing w:after="140"/>
+      </w:pPr>
+      <w:r>
+        <w:rPr>
+          <w:b w:val="0"/>
+          <w:i w:val="0"/>
+          <w:sz w:val="18"/>
+        </w:rPr>
+        <w:t>Проверка в комплекте: №01, пункты 2.7–2.8.</w:t>
+      </w:r>
+    </w:p>
+    <w:p>
+      <w:pPr>
+        <w:pStyle w:val="Heading2"/>
+      </w:pPr>
+      <w:r>
+        <w:t>9. Фиксированный набор должностей вместо полномочий</w:t>
+      </w:r>
+    </w:p>
+    <w:p>
+      <w:pPr>
+        <w:spacing w:after="100"/>
+      </w:pPr>
+      <w:r>
+        <w:rPr>
+          <w:b w:val="0"/>
+          <w:i w:val="0"/>
+          <w:sz w:val="20"/>
+        </w:rPr>
+        <w:t>Проверьте право подписи представителей сторон. Отсутствие внутренней визы бухгалтера само по себе не равно отсутствию подписи в КС-2.</w:t>
+      </w:r>
+    </w:p>
+    <w:p>
+      <w:pPr>
+        <w:spacing w:after="140"/>
+      </w:pPr>
+      <w:r>
+        <w:rPr>
+          <w:b w:val="0"/>
+          <w:i w:val="0"/>
+          <w:sz w:val="18"/>
+        </w:rPr>
+        <w:t>Проверка в комплекте: №01, пункт 2.9.</w:t>
+      </w:r>
+    </w:p>
+    <w:p>
+      <w:pPr>
+        <w:pStyle w:val="Heading2"/>
+      </w:pPr>
+      <w:r>
+        <w:t>10. АОСР потребовали на любые работы</w:t>
+      </w:r>
+    </w:p>
+    <w:p>
+      <w:pPr>
+        <w:spacing w:after="100"/>
+      </w:pPr>
+      <w:r>
+        <w:rPr>
+          <w:b w:val="0"/>
+          <w:i w:val="0"/>
+          <w:sz w:val="20"/>
+        </w:rPr>
+        <w:t>Сопоставьте скрытые работы с проектом и перечнем освидетельствований. Выберите применимую форму №03; состав участников определите по фактическим условиям.</w:t>
+      </w:r>
+    </w:p>
+    <w:p>
+      <w:pPr>
+        <w:spacing w:after="140"/>
+      </w:pPr>
+      <w:r>
+        <w:rPr>
+          <w:b w:val="0"/>
+          <w:i w:val="0"/>
+          <w:sz w:val="18"/>
+        </w:rPr>
+        <w:t>Проверка в комплекте: №01, пункты 4.3–4.5; №03.</w:t>
+      </w:r>
+    </w:p>
+    <w:p>
+      <w:pPr>
+        <w:spacing w:after="60"/>
+      </w:pPr>
+      <w:r>
+        <w:rPr>
+          <w:b w:val="0"/>
+          <w:i w:val="0"/>
+          <w:sz w:val="16"/>
+        </w:rPr>
+        <w:t xml:space="preserve">Основание: </w:t>
+      </w:r>
+      <w:hyperlink r:id="rId11">
+        <w:r>
+          <w:rPr>
+            <w:sz w:val="16"/>
+            <w:color w:val="292C30"/>
+          </w:rPr>
+          <w:t>КС-2: указания к форме, постановление Госкомстата № 100 от 11.11.1999</w:t>
+        </w:r>
+      </w:hyperlink>
+    </w:p>
+    <w:p>
+      <w:pPr>
+        <w:spacing w:after="60"/>
+      </w:pPr>
+      <w:r>
+        <w:rPr>
+          <w:b w:val="0"/>
+          <w:i w:val="0"/>
+          <w:sz w:val="16"/>
+        </w:rPr>
+        <w:t xml:space="preserve">Основание: </w:t>
+      </w:r>
+      <w:hyperlink r:id="rId12">
+        <w:r>
+          <w:rPr>
+            <w:sz w:val="16"/>
+            <w:color w:val="292C30"/>
+          </w:rPr>
+          <w:t>Приказ Минстроя № 344/пр от 16.05.2023, ред. 23.06.2025; приложения № 1 и № 2</w:t>
+        </w:r>
+      </w:hyperlink>
+    </w:p>
+    <w:p>
+      <w:r>
+        <w:br w:type="page"/>
       </w:r>
     </w:p>
     <w:p>
@@ -47,84 +417,229 @@
         <w:pStyle w:val="Heading1"/>
       </w:pPr>
       <w:r>
-        <w:t>Ошибка 3. Расхождение сумм КС-2 и КС-3</w:t>
-      </w:r>
-    </w:p>
-    <w:p>
-      <w:r>
-        <w:t>ПРИЧИНА: Ручное округление, ошибка в формуле, разные ставки НДС.</w:t>
-        <w:br/>
-        <w:t>УСТРАНЕНИЕ: КС-3 заполняется на основе КС-2 программно. Ручная корректировка запрещена.</w:t>
+        <w:t>Ошибки перед сдачей КС</w:t>
       </w:r>
     </w:p>
     <w:p>
       <w:pPr>
-        <w:pStyle w:val="Heading1"/>
+        <w:pStyle w:val="Heading2"/>
       </w:pPr>
       <w:r>
-        <w:t>Ошибка 4. Отсутствие актов скрытых работ</w:t>
-      </w:r>
-    </w:p>
-    <w:p>
-      <w:r>
-        <w:t>ПРИЧИНА: Работы выполнены, акты составлены, но не приложены к КС-2.</w:t>
-        <w:br/>
-        <w:t>УСТРАНЕНИЕ: Реестр приложений с автопроверкой (входит в полный комплект).</w:t>
+        <w:t>11. Документ на материал не относится к партии</w:t>
       </w:r>
     </w:p>
     <w:p>
       <w:pPr>
-        <w:pStyle w:val="Heading1"/>
+        <w:spacing w:after="100"/>
       </w:pPr>
       <w:r>
-        <w:t>Ошибка 5. Просроченные сертификаты</w:t>
-      </w:r>
-    </w:p>
-    <w:p>
-      <w:r>
-        <w:t>ПРИЧИНА: Сертификат действовал на момент закупки, но не на момент работ.</w:t>
-        <w:br/>
-        <w:t>УСТРАНЕНИЕ: Проверяйте даты в реестре материалов. Запрашивайте продление.</w:t>
+        <w:rPr>
+          <w:b w:val="0"/>
+          <w:i w:val="0"/>
+          <w:sz w:val="20"/>
+        </w:rPr>
+        <w:t>Сверьте материал, марку, партию, изготовителя и подтверждающие документы. Проверяйте действительность по применимым правилам; не заменяйте анализ требованием «продлить сертификат».</w:t>
       </w:r>
     </w:p>
     <w:p>
       <w:pPr>
-        <w:pStyle w:val="Heading1"/>
+        <w:spacing w:after="140"/>
       </w:pPr>
       <w:r>
-        <w:t>Ошибка 6. Неправильные даты</w:t>
-      </w:r>
-    </w:p>
-    <w:p>
-      <w:r>
-        <w:t>ПРИЧИНА: 31 февраля, 32-е число месяца, дата окончания раньше начала.</w:t>
-        <w:br/>
-        <w:t>УСТРАНЕНИЕ: Используйте Excel с проверкой дат (шаблон в полном комплекте).</w:t>
+        <w:rPr>
+          <w:b w:val="0"/>
+          <w:i w:val="0"/>
+          <w:sz w:val="18"/>
+        </w:rPr>
+        <w:t>Проверка в комплекте: №01, пункт 4.7; №02.</w:t>
       </w:r>
     </w:p>
     <w:p>
       <w:pPr>
-        <w:pStyle w:val="Heading1"/>
+        <w:pStyle w:val="Heading2"/>
       </w:pPr>
       <w:r>
-        <w:t>Ошибка 7. Отсутствие подписи бухгалтера</w:t>
+        <w:t>12. Пустая или недействительная дата признана готовностью</w:t>
       </w:r>
     </w:p>
     <w:p>
+      <w:pPr>
+        <w:spacing w:after="100"/>
+      </w:pPr>
       <w:r>
-        <w:t>ПРИЧИНА: Бухгалтер не участвует в процессе, считает что его подпись не нужна.</w:t>
-        <w:br/>
-        <w:t>УСТРАНЕНИЕ: Включите бухгалтера в процесс внутренней проверки. Обучите требованиям.</w:t>
+        <w:rPr>
+          <w:b w:val="0"/>
+          <w:i w:val="0"/>
+          <w:sz w:val="20"/>
+        </w:rPr>
+        <w:t>В №02 введите дату как дату Excel, а не текст. Заполните номер и листы. Статус «ОК» без реквизитов не допускает строку к передаче.</w:t>
+      </w:r>
+    </w:p>
+    <w:p>
+      <w:pPr>
+        <w:spacing w:after="140"/>
+      </w:pPr>
+      <w:r>
+        <w:rPr>
+          <w:b w:val="0"/>
+          <w:i w:val="0"/>
+          <w:sz w:val="18"/>
+        </w:rPr>
+        <w:t>Проверка в комплекте: №02, лист «Реестр приложений».</w:t>
+      </w:r>
+    </w:p>
+    <w:p>
+      <w:pPr>
+        <w:pStyle w:val="Heading2"/>
+      </w:pPr>
+      <w:r>
+        <w:t>13. Замечание устранено без повторной проверки</w:t>
+      </w:r>
+    </w:p>
+    <w:p>
+      <w:pPr>
+        <w:spacing w:after="100"/>
+      </w:pPr>
+      <w:r>
+        <w:rPr>
+          <w:b w:val="0"/>
+          <w:i w:val="0"/>
+          <w:sz w:val="20"/>
+        </w:rPr>
+        <w:t>В №04 запишите что исправлено, дату и проверяющего. До закрытия замечаний не выдавайте положительное решение о комплекте.</w:t>
+      </w:r>
+    </w:p>
+    <w:p>
+      <w:pPr>
+        <w:spacing w:after="140"/>
+      </w:pPr>
+      <w:r>
+        <w:rPr>
+          <w:b w:val="0"/>
+          <w:i w:val="0"/>
+          <w:sz w:val="18"/>
+        </w:rPr>
+        <w:t>Проверка в комплекте: №04.</w:t>
+      </w:r>
+    </w:p>
+    <w:p>
+      <w:pPr>
+        <w:pStyle w:val="Heading2"/>
+      </w:pPr>
+      <w:r>
+        <w:t>14. Передачу отметили без доказательства вручения</w:t>
+      </w:r>
+    </w:p>
+    <w:p>
+      <w:pPr>
+        <w:spacing w:after="100"/>
+      </w:pPr>
+      <w:r>
+        <w:rPr>
+          <w:b w:val="0"/>
+          <w:i w:val="0"/>
+          <w:sz w:val="20"/>
+        </w:rPr>
+        <w:t>Укажите получателя и реквизиты подтверждения в №06. Различайте отправку и получение; сохраните подписанную опись, отметку либо электронную квитанцию.</w:t>
+      </w:r>
+    </w:p>
+    <w:p>
+      <w:pPr>
+        <w:spacing w:after="140"/>
+      </w:pPr>
+      <w:r>
+        <w:rPr>
+          <w:b w:val="0"/>
+          <w:i w:val="0"/>
+          <w:sz w:val="18"/>
+        </w:rPr>
+        <w:t>Проверка в комплекте: №06 — журнал передачи.</w:t>
+      </w:r>
+    </w:p>
+    <w:p>
+      <w:pPr>
+        <w:pStyle w:val="Heading2"/>
+      </w:pPr>
+      <w:r>
+        <w:t>15. Ответ просрочен или возврат потерян</w:t>
+      </w:r>
+    </w:p>
+    <w:p>
+      <w:pPr>
+        <w:spacing w:after="100"/>
+      </w:pPr>
+      <w:r>
+        <w:rPr>
+          <w:b w:val="0"/>
+          <w:i w:val="0"/>
+          <w:sz w:val="20"/>
+        </w:rPr>
+        <w:t>Внесите договорной срок ответа, дату, решение и повторную передачу. Сверяйте статус на выбранную контрольную дату; у строки без обязательных реквизитов сначала устраните неполноту.</w:t>
+      </w:r>
+    </w:p>
+    <w:p>
+      <w:pPr>
+        <w:spacing w:after="140"/>
+      </w:pPr>
+      <w:r>
+        <w:rPr>
+          <w:b w:val="0"/>
+          <w:i w:val="0"/>
+          <w:sz w:val="18"/>
+        </w:rPr>
+        <w:t>Проверка в комплекте: №06; №05.</w:t>
       </w:r>
     </w:p>
     <w:sectPr>
-      <w:pgSz w:w="12240" w:h="15840"/>
-      <w:pgMar w:top="1440" w:right="1800" w:bottom="1440" w:left="1800" w:header="720" w:footer="720" w:gutter="0"/>
+      <w:headerReference w:type="default" r:id="rId9"/>
+      <w:footerReference w:type="default" r:id="rId10"/>
+      <w:pgSz w:w="11906" w:h="16838"/>
+      <w:pgMar w:top="964" w:right="1020" w:bottom="907" w:left="1020" w:header="397" w:footer="454" w:gutter="0"/>
       <w:cols w:space="720"/>
       <w:docGrid w:linePitch="360"/>
     </w:sectPr>
   </w:body>
 </w:document>
+</file>
+
+<file path=word/footer1.xml><?xml version="1.0" encoding="utf-8"?>
+<w:ftr xmlns:m="http://schemas.openxmlformats.org/officeDocument/2006/math" xmlns:mc="http://schemas.openxmlformats.org/markup-compatibility/2006" xmlns:mo="http://schemas.microsoft.com/office/mac/office/2008/main" xmlns:mv="urn:schemas-microsoft-com:mac:vml" xmlns:o="urn:schemas-microsoft-com:office:office" xmlns:r="http://schemas.openxmlformats.org/officeDocument/2006/relationships" xmlns:v="urn:schemas-microsoft-com:vml" xmlns:w10="urn:schemas-microsoft-com:office:word" xmlns:w14="http://schemas.microsoft.com/office/word/2010/wordml" xmlns:w="http://schemas.openxmlformats.org/wordprocessingml/2006/main" xmlns:wne="http://schemas.microsoft.com/office/word/2006/wordml" xmlns:wp14="http://schemas.microsoft.com/office/word/2010/wordprocessingDrawing" xmlns:wp="http://schemas.openxmlformats.org/drawingml/2006/wordprocessingDrawing" xmlns:wpc="http://schemas.microsoft.com/office/word/2010/wordprocessingCanvas" xmlns:wpg="http://schemas.microsoft.com/office/word/2010/wordprocessingGroup" xmlns:wpi="http://schemas.microsoft.com/office/word/2010/wordprocessingInk" xmlns:wps="http://schemas.microsoft.com/office/word/2010/wordprocessingShape" mc:Ignorable="w14 wp14">
+  <w:p>
+    <w:pPr>
+      <w:pStyle w:val="Footer"/>
+    </w:pPr>
+    <w:r>
+      <w:rPr>
+        <w:b w:val="0"/>
+        <w:i w:val="0"/>
+        <w:sz w:val="16"/>
+      </w:rPr>
+      <w:t xml:space="preserve">КС-2 / КС-3 • Практическая памятка    |    </w:t>
+    </w:r>
+    <w:fldSimple w:instr="PAGE"/>
+  </w:p>
+</w:ftr>
+</file>
+
+<file path=word/header1.xml><?xml version="1.0" encoding="utf-8"?>
+<w:hdr xmlns:m="http://schemas.openxmlformats.org/officeDocument/2006/math" xmlns:mc="http://schemas.openxmlformats.org/markup-compatibility/2006" xmlns:mo="http://schemas.microsoft.com/office/mac/office/2008/main" xmlns:mv="urn:schemas-microsoft-com:mac:vml" xmlns:o="urn:schemas-microsoft-com:office:office" xmlns:r="http://schemas.openxmlformats.org/officeDocument/2006/relationships" xmlns:v="urn:schemas-microsoft-com:vml" xmlns:w10="urn:schemas-microsoft-com:office:word" xmlns:w14="http://schemas.microsoft.com/office/word/2010/wordml" xmlns:w="http://schemas.openxmlformats.org/wordprocessingml/2006/main" xmlns:wne="http://schemas.microsoft.com/office/word/2006/wordml" xmlns:wp14="http://schemas.microsoft.com/office/word/2010/wordprocessingDrawing" xmlns:wp="http://schemas.openxmlformats.org/drawingml/2006/wordprocessingDrawing" xmlns:wpc="http://schemas.microsoft.com/office/word/2010/wordprocessingCanvas" xmlns:wpg="http://schemas.microsoft.com/office/word/2010/wordprocessingGroup" xmlns:wpi="http://schemas.microsoft.com/office/word/2010/wordprocessingInk" xmlns:wps="http://schemas.microsoft.com/office/word/2010/wordprocessingShape" mc:Ignorable="w14 wp14">
+  <w:p>
+    <w:pPr>
+      <w:pStyle w:val="Header"/>
+      <w:pBdr>
+        <w:bottom w:val="single" w:sz="9" w:color="AC9568" w:space="4"/>
+      </w:pBdr>
+    </w:pPr>
+    <w:r>
+      <w:rPr>
+        <w:b/>
+        <w:i w:val="0"/>
+        <w:sz w:val="16"/>
+      </w:rPr>
+      <w:t>МАРЖА В БЕТОНЕ  /  P3</w:t>
+    </w:r>
+  </w:p>
+</w:hdr>
 </file>
 
 <file path=word/numbering.xml><?xml version="1.0" encoding="utf-8"?>
@@ -490,6 +1005,15 @@
     <w:name w:val="Normal"/>
     <w:qFormat/>
     <w:rsid w:val="00FC693F"/>
+    <w:pPr>
+      <w:spacing w:line="254" w:lineRule="auto" w:after="100"/>
+    </w:pPr>
+    <w:rPr>
+      <w:rFonts w:ascii="Arial" w:hAnsi="Arial"/>
+      <w:i w:val="0"/>
+      <w:color w:val="292C30"/>
+      <w:sz w:val="20"/>
+    </w:rPr>
   </w:style>
   <w:style w:type="paragraph" w:styleId="Header">
     <w:name w:val="header"/>
@@ -505,6 +1029,11 @@
       </w:tabs>
       <w:spacing w:after="0" w:line="240" w:lineRule="auto"/>
     </w:pPr>
+    <w:rPr>
+      <w:rFonts w:ascii="Arial" w:hAnsi="Arial"/>
+      <w:i w:val="0"/>
+      <w:color w:val="292C30"/>
+    </w:rPr>
   </w:style>
   <w:style w:type="character" w:customStyle="1" w:styleId="HeaderChar">
     <w:name w:val="Header Char"/>
@@ -512,6 +1041,11 @@
     <w:link w:val="Header"/>
     <w:uiPriority w:val="99"/>
     <w:rsid w:val="00E618BF"/>
+    <w:rPr>
+      <w:rFonts w:ascii="Arial" w:hAnsi="Arial"/>
+      <w:i w:val="0"/>
+      <w:color w:val="292C30"/>
+    </w:rPr>
   </w:style>
   <w:style w:type="paragraph" w:styleId="Footer">
     <w:name w:val="footer"/>
@@ -527,6 +1061,11 @@
       </w:tabs>
       <w:spacing w:after="0" w:line="240" w:lineRule="auto"/>
     </w:pPr>
+    <w:rPr>
+      <w:rFonts w:ascii="Arial" w:hAnsi="Arial"/>
+      <w:i w:val="0"/>
+      <w:color w:val="292C30"/>
+    </w:rPr>
   </w:style>
   <w:style w:type="character" w:customStyle="1" w:styleId="FooterChar">
     <w:name w:val="Footer Char"/>
@@ -534,6 +1073,11 @@
     <w:link w:val="Footer"/>
     <w:uiPriority w:val="99"/>
     <w:rsid w:val="00E618BF"/>
+    <w:rPr>
+      <w:rFonts w:ascii="Arial" w:hAnsi="Arial"/>
+      <w:i w:val="0"/>
+      <w:color w:val="292C30"/>
+    </w:rPr>
   </w:style>
   <w:style w:type="paragraph" w:styleId="Heading1">
     <w:name w:val="heading 1"/>
@@ -546,15 +1090,16 @@
     <w:pPr>
       <w:keepNext/>
       <w:keepLines/>
-      <w:spacing w:before="480" w:after="0"/>
+      <w:spacing w:before="140" w:after="100"/>
       <w:outlineLvl w:val="0"/>
     </w:pPr>
     <w:rPr>
-      <w:rFonts w:asciiTheme="majorHAnsi" w:eastAsiaTheme="majorEastAsia" w:hAnsiTheme="majorHAnsi" w:cstheme="majorBidi"/>
+      <w:rFonts w:asciiTheme="majorHAnsi" w:eastAsiaTheme="majorEastAsia" w:hAnsiTheme="majorHAnsi" w:cstheme="majorBidi" w:ascii="Arial" w:hAnsi="Arial"/>
       <w:b/>
       <w:bCs/>
-      <w:color w:val="365F91" w:themeColor="accent1" w:themeShade="BF"/>
-      <w:sz w:val="28"/>
+      <w:i w:val="0"/>
+      <w:color w:val="292C30"/>
+      <w:sz w:val="26"/>
       <w:szCs w:val="28"/>
     </w:rPr>
   </w:style>
@@ -570,15 +1115,16 @@
     <w:pPr>
       <w:keepNext/>
       <w:keepLines/>
-      <w:spacing w:before="200" w:after="0"/>
+      <w:spacing w:before="140" w:after="100"/>
       <w:outlineLvl w:val="1"/>
     </w:pPr>
     <w:rPr>
-      <w:rFonts w:asciiTheme="majorHAnsi" w:eastAsiaTheme="majorEastAsia" w:hAnsiTheme="majorHAnsi" w:cstheme="majorBidi"/>
+      <w:rFonts w:asciiTheme="majorHAnsi" w:eastAsiaTheme="majorEastAsia" w:hAnsiTheme="majorHAnsi" w:cstheme="majorBidi" w:ascii="Arial" w:hAnsi="Arial"/>
       <w:b/>
       <w:bCs/>
-      <w:color w:val="4F81BD" w:themeColor="accent1"/>
-      <w:sz w:val="26"/>
+      <w:i w:val="0"/>
+      <w:color w:val="292C30"/>
+      <w:sz w:val="22"/>
       <w:szCs w:val="26"/>
     </w:rPr>
   </w:style>
@@ -598,10 +1144,11 @@
       <w:outlineLvl w:val="2"/>
     </w:pPr>
     <w:rPr>
-      <w:rFonts w:asciiTheme="majorHAnsi" w:eastAsiaTheme="majorEastAsia" w:hAnsiTheme="majorHAnsi" w:cstheme="majorBidi"/>
+      <w:rFonts w:asciiTheme="majorHAnsi" w:eastAsiaTheme="majorEastAsia" w:hAnsiTheme="majorHAnsi" w:cstheme="majorBidi" w:ascii="Arial" w:hAnsi="Arial"/>
       <w:b/>
       <w:bCs/>
-      <w:color w:val="4F81BD" w:themeColor="accent1"/>
+      <w:i w:val="0"/>
+      <w:color w:val="292C30"/>
     </w:rPr>
   </w:style>
   <w:style w:type="paragraph" w:styleId="Heading4">
@@ -621,12 +1168,12 @@
       <w:outlineLvl w:val="3"/>
     </w:pPr>
     <w:rPr>
-      <w:rFonts w:asciiTheme="majorHAnsi" w:eastAsiaTheme="majorEastAsia" w:hAnsiTheme="majorHAnsi" w:cstheme="majorBidi"/>
+      <w:rFonts w:asciiTheme="majorHAnsi" w:eastAsiaTheme="majorEastAsia" w:hAnsiTheme="majorHAnsi" w:cstheme="majorBidi" w:ascii="Arial" w:hAnsi="Arial"/>
       <w:b/>
       <w:bCs/>
-      <w:i/>
-      <w:iCs/>
-      <w:color w:val="4F81BD" w:themeColor="accent1"/>
+      <w:i w:val="0"/>
+      <w:iCs w:val="0"/>
+      <w:color w:val="292C30"/>
     </w:rPr>
   </w:style>
   <w:style w:type="paragraph" w:styleId="Heading5">
@@ -646,8 +1193,9 @@
       <w:outlineLvl w:val="4"/>
     </w:pPr>
     <w:rPr>
-      <w:rFonts w:asciiTheme="majorHAnsi" w:eastAsiaTheme="majorEastAsia" w:hAnsiTheme="majorHAnsi" w:cstheme="majorBidi"/>
-      <w:color w:val="243F60" w:themeColor="accent1" w:themeShade="7F"/>
+      <w:rFonts w:asciiTheme="majorHAnsi" w:eastAsiaTheme="majorEastAsia" w:hAnsiTheme="majorHAnsi" w:cstheme="majorBidi" w:ascii="Arial" w:hAnsi="Arial"/>
+      <w:i w:val="0"/>
+      <w:color w:val="292C30"/>
     </w:rPr>
   </w:style>
   <w:style w:type="paragraph" w:styleId="Heading6">
@@ -667,10 +1215,10 @@
       <w:outlineLvl w:val="5"/>
     </w:pPr>
     <w:rPr>
-      <w:rFonts w:asciiTheme="majorHAnsi" w:eastAsiaTheme="majorEastAsia" w:hAnsiTheme="majorHAnsi" w:cstheme="majorBidi"/>
-      <w:i/>
-      <w:iCs/>
-      <w:color w:val="243F60" w:themeColor="accent1" w:themeShade="7F"/>
+      <w:rFonts w:asciiTheme="majorHAnsi" w:eastAsiaTheme="majorEastAsia" w:hAnsiTheme="majorHAnsi" w:cstheme="majorBidi" w:ascii="Arial" w:hAnsi="Arial"/>
+      <w:i w:val="0"/>
+      <w:iCs w:val="0"/>
+      <w:color w:val="292C30"/>
     </w:rPr>
   </w:style>
   <w:style w:type="paragraph" w:styleId="Heading7">
@@ -690,10 +1238,10 @@
       <w:outlineLvl w:val="6"/>
     </w:pPr>
     <w:rPr>
-      <w:rFonts w:asciiTheme="majorHAnsi" w:eastAsiaTheme="majorEastAsia" w:hAnsiTheme="majorHAnsi" w:cstheme="majorBidi"/>
-      <w:i/>
-      <w:iCs/>
-      <w:color w:val="404040" w:themeColor="text1" w:themeTint="BF"/>
+      <w:rFonts w:asciiTheme="majorHAnsi" w:eastAsiaTheme="majorEastAsia" w:hAnsiTheme="majorHAnsi" w:cstheme="majorBidi" w:ascii="Arial" w:hAnsi="Arial"/>
+      <w:i w:val="0"/>
+      <w:iCs w:val="0"/>
+      <w:color w:val="292C30"/>
     </w:rPr>
   </w:style>
   <w:style w:type="paragraph" w:styleId="Heading8">
@@ -713,8 +1261,9 @@
       <w:outlineLvl w:val="7"/>
     </w:pPr>
     <w:rPr>
-      <w:rFonts w:asciiTheme="majorHAnsi" w:eastAsiaTheme="majorEastAsia" w:hAnsiTheme="majorHAnsi" w:cstheme="majorBidi"/>
-      <w:color w:val="4F81BD" w:themeColor="accent1"/>
+      <w:rFonts w:asciiTheme="majorHAnsi" w:eastAsiaTheme="majorEastAsia" w:hAnsiTheme="majorHAnsi" w:cstheme="majorBidi" w:ascii="Arial" w:hAnsi="Arial"/>
+      <w:i w:val="0"/>
+      <w:color w:val="292C30"/>
       <w:sz w:val="20"/>
       <w:szCs w:val="20"/>
     </w:rPr>
@@ -736,10 +1285,10 @@
       <w:outlineLvl w:val="8"/>
     </w:pPr>
     <w:rPr>
-      <w:rFonts w:asciiTheme="majorHAnsi" w:eastAsiaTheme="majorEastAsia" w:hAnsiTheme="majorHAnsi" w:cstheme="majorBidi"/>
-      <w:i/>
-      <w:iCs/>
-      <w:color w:val="404040" w:themeColor="text1" w:themeTint="BF"/>
+      <w:rFonts w:asciiTheme="majorHAnsi" w:eastAsiaTheme="majorEastAsia" w:hAnsiTheme="majorHAnsi" w:cstheme="majorBidi" w:ascii="Arial" w:hAnsi="Arial"/>
+      <w:i w:val="0"/>
+      <w:iCs w:val="0"/>
+      <w:color w:val="292C30"/>
       <w:sz w:val="20"/>
       <w:szCs w:val="20"/>
     </w:rPr>
@@ -749,6 +1298,11 @@
     <w:uiPriority w:val="1"/>
     <w:semiHidden/>
     <w:unhideWhenUsed/>
+    <w:rPr>
+      <w:rFonts w:ascii="Arial" w:hAnsi="Arial"/>
+      <w:i w:val="0"/>
+      <w:color w:val="292C30"/>
+    </w:rPr>
   </w:style>
   <w:style w:type="table" w:default="1" w:styleId="TableNormal">
     <w:name w:val="Normal Table"/>
@@ -779,6 +1333,11 @@
     <w:pPr>
       <w:spacing w:after="0" w:line="240" w:lineRule="auto"/>
     </w:pPr>
+    <w:rPr>
+      <w:rFonts w:ascii="Arial" w:hAnsi="Arial"/>
+      <w:i w:val="0"/>
+      <w:color w:val="292C30"/>
+    </w:rPr>
   </w:style>
   <w:style w:type="character" w:customStyle="1" w:styleId="Heading1Char">
     <w:name w:val="Heading 1 Char"/>
@@ -787,10 +1346,11 @@
     <w:uiPriority w:val="9"/>
     <w:rsid w:val="00FC693F"/>
     <w:rPr>
-      <w:rFonts w:asciiTheme="majorHAnsi" w:eastAsiaTheme="majorEastAsia" w:hAnsiTheme="majorHAnsi" w:cstheme="majorBidi"/>
+      <w:rFonts w:asciiTheme="majorHAnsi" w:eastAsiaTheme="majorEastAsia" w:hAnsiTheme="majorHAnsi" w:cstheme="majorBidi" w:ascii="Arial" w:hAnsi="Arial"/>
       <w:b/>
       <w:bCs/>
-      <w:color w:val="365F91" w:themeColor="accent1" w:themeShade="BF"/>
+      <w:i w:val="0"/>
+      <w:color w:val="292C30"/>
       <w:sz w:val="28"/>
       <w:szCs w:val="28"/>
     </w:rPr>
@@ -802,10 +1362,11 @@
     <w:uiPriority w:val="9"/>
     <w:rsid w:val="00FC693F"/>
     <w:rPr>
-      <w:rFonts w:asciiTheme="majorHAnsi" w:eastAsiaTheme="majorEastAsia" w:hAnsiTheme="majorHAnsi" w:cstheme="majorBidi"/>
+      <w:rFonts w:asciiTheme="majorHAnsi" w:eastAsiaTheme="majorEastAsia" w:hAnsiTheme="majorHAnsi" w:cstheme="majorBidi" w:ascii="Arial" w:hAnsi="Arial"/>
       <w:b/>
       <w:bCs/>
-      <w:color w:val="4F81BD" w:themeColor="accent1"/>
+      <w:i w:val="0"/>
+      <w:color w:val="292C30"/>
       <w:sz w:val="26"/>
       <w:szCs w:val="26"/>
     </w:rPr>
@@ -817,10 +1378,11 @@
     <w:uiPriority w:val="9"/>
     <w:rsid w:val="00FC693F"/>
     <w:rPr>
-      <w:rFonts w:asciiTheme="majorHAnsi" w:eastAsiaTheme="majorEastAsia" w:hAnsiTheme="majorHAnsi" w:cstheme="majorBidi"/>
+      <w:rFonts w:asciiTheme="majorHAnsi" w:eastAsiaTheme="majorEastAsia" w:hAnsiTheme="majorHAnsi" w:cstheme="majorBidi" w:ascii="Arial" w:hAnsi="Arial"/>
       <w:b/>
       <w:bCs/>
-      <w:color w:val="4F81BD" w:themeColor="accent1"/>
+      <w:i w:val="0"/>
+      <w:color w:val="292C30"/>
     </w:rPr>
   </w:style>
   <w:style w:type="paragraph" w:styleId="Title">
@@ -832,18 +1394,17 @@
     <w:qFormat/>
     <w:rsid w:val="00FC693F"/>
     <w:pPr>
-      <w:pBdr>
-        <w:bottom w:val="single" w:sz="8" w:space="4" w:color="4F81BD" w:themeColor="accent1"/>
-      </w:pBdr>
-      <w:spacing w:after="300" w:line="240" w:lineRule="auto"/>
+      <w:spacing w:after="100" w:line="240" w:lineRule="auto" w:before="140"/>
       <w:contextualSpacing/>
     </w:pPr>
     <w:rPr>
-      <w:rFonts w:asciiTheme="majorHAnsi" w:eastAsiaTheme="majorEastAsia" w:hAnsiTheme="majorHAnsi" w:cstheme="majorBidi"/>
-      <w:color w:val="17365D" w:themeColor="text2" w:themeShade="BF"/>
+      <w:rFonts w:asciiTheme="majorHAnsi" w:eastAsiaTheme="majorEastAsia" w:hAnsiTheme="majorHAnsi" w:cstheme="majorBidi" w:ascii="Arial" w:hAnsi="Arial"/>
+      <w:b/>
+      <w:i w:val="0"/>
+      <w:color w:val="292C30"/>
       <w:spacing w:val="5"/>
       <w:kern w:val="28"/>
-      <w:sz w:val="52"/>
+      <w:sz w:val="34"/>
       <w:szCs w:val="52"/>
     </w:rPr>
   </w:style>
@@ -854,8 +1415,9 @@
     <w:uiPriority w:val="10"/>
     <w:rsid w:val="00FC693F"/>
     <w:rPr>
-      <w:rFonts w:asciiTheme="majorHAnsi" w:eastAsiaTheme="majorEastAsia" w:hAnsiTheme="majorHAnsi" w:cstheme="majorBidi"/>
-      <w:color w:val="17365D" w:themeColor="text2" w:themeShade="BF"/>
+      <w:rFonts w:asciiTheme="majorHAnsi" w:eastAsiaTheme="majorEastAsia" w:hAnsiTheme="majorHAnsi" w:cstheme="majorBidi" w:ascii="Arial" w:hAnsi="Arial"/>
+      <w:i w:val="0"/>
+      <w:color w:val="292C30"/>
       <w:spacing w:val="5"/>
       <w:kern w:val="28"/>
       <w:sz w:val="52"/>
@@ -876,10 +1438,10 @@
       </w:numPr>
     </w:pPr>
     <w:rPr>
-      <w:rFonts w:asciiTheme="majorHAnsi" w:eastAsiaTheme="majorEastAsia" w:hAnsiTheme="majorHAnsi" w:cstheme="majorBidi"/>
-      <w:i/>
-      <w:iCs/>
-      <w:color w:val="4F81BD" w:themeColor="accent1"/>
+      <w:rFonts w:asciiTheme="majorHAnsi" w:eastAsiaTheme="majorEastAsia" w:hAnsiTheme="majorHAnsi" w:cstheme="majorBidi" w:ascii="Arial" w:hAnsi="Arial"/>
+      <w:i w:val="0"/>
+      <w:iCs w:val="0"/>
+      <w:color w:val="292C30"/>
       <w:spacing w:val="15"/>
       <w:sz w:val="24"/>
       <w:szCs w:val="24"/>
@@ -892,10 +1454,10 @@
     <w:uiPriority w:val="11"/>
     <w:rsid w:val="00FC693F"/>
     <w:rPr>
-      <w:rFonts w:asciiTheme="majorHAnsi" w:eastAsiaTheme="majorEastAsia" w:hAnsiTheme="majorHAnsi" w:cstheme="majorBidi"/>
-      <w:i/>
-      <w:iCs/>
-      <w:color w:val="4F81BD" w:themeColor="accent1"/>
+      <w:rFonts w:asciiTheme="majorHAnsi" w:eastAsiaTheme="majorEastAsia" w:hAnsiTheme="majorHAnsi" w:cstheme="majorBidi" w:ascii="Arial" w:hAnsi="Arial"/>
+      <w:i w:val="0"/>
+      <w:iCs w:val="0"/>
+      <w:color w:val="292C30"/>
       <w:spacing w:val="15"/>
       <w:sz w:val="24"/>
       <w:szCs w:val="24"/>
@@ -911,6 +1473,11 @@
       <w:ind w:left="720"/>
       <w:contextualSpacing/>
     </w:pPr>
+    <w:rPr>
+      <w:rFonts w:ascii="Arial" w:hAnsi="Arial"/>
+      <w:i w:val="0"/>
+      <w:color w:val="292C30"/>
+    </w:rPr>
   </w:style>
   <w:style w:type="paragraph" w:styleId="BodyText">
     <w:name w:val="Body Text"/>
@@ -922,6 +1489,11 @@
     <w:pPr>
       <w:spacing w:after="120"/>
     </w:pPr>
+    <w:rPr>
+      <w:rFonts w:ascii="Arial" w:hAnsi="Arial"/>
+      <w:i w:val="0"/>
+      <w:color w:val="292C30"/>
+    </w:rPr>
   </w:style>
   <w:style w:type="character" w:customStyle="1" w:styleId="BodyTextChar">
     <w:name w:val="Body Text Char"/>
@@ -929,6 +1501,11 @@
     <w:link w:val="BodyText"/>
     <w:uiPriority w:val="99"/>
     <w:rsid w:val="00AA1D8D"/>
+    <w:rPr>
+      <w:rFonts w:ascii="Arial" w:hAnsi="Arial"/>
+      <w:i w:val="0"/>
+      <w:color w:val="292C30"/>
+    </w:rPr>
   </w:style>
   <w:style w:type="paragraph" w:styleId="BodyText2">
     <w:name w:val="Body Text 2"/>
@@ -940,6 +1517,11 @@
     <w:pPr>
       <w:spacing w:after="120" w:line="480" w:lineRule="auto"/>
     </w:pPr>
+    <w:rPr>
+      <w:rFonts w:ascii="Arial" w:hAnsi="Arial"/>
+      <w:i w:val="0"/>
+      <w:color w:val="292C30"/>
+    </w:rPr>
   </w:style>
   <w:style w:type="character" w:customStyle="1" w:styleId="BodyText2Char">
     <w:name w:val="Body Text 2 Char"/>
@@ -947,6 +1529,11 @@
     <w:link w:val="BodyText2"/>
     <w:uiPriority w:val="99"/>
     <w:rsid w:val="00AA1D8D"/>
+    <w:rPr>
+      <w:rFonts w:ascii="Arial" w:hAnsi="Arial"/>
+      <w:i w:val="0"/>
+      <w:color w:val="292C30"/>
+    </w:rPr>
   </w:style>
   <w:style w:type="paragraph" w:styleId="BodyText3">
     <w:name w:val="Body Text 3"/>
@@ -959,6 +1546,9 @@
       <w:spacing w:after="120"/>
     </w:pPr>
     <w:rPr>
+      <w:rFonts w:ascii="Arial" w:hAnsi="Arial"/>
+      <w:i w:val="0"/>
+      <w:color w:val="292C30"/>
       <w:sz w:val="16"/>
       <w:szCs w:val="16"/>
     </w:rPr>
@@ -970,6 +1560,9 @@
     <w:uiPriority w:val="99"/>
     <w:rsid w:val="00AA1D8D"/>
     <w:rPr>
+      <w:rFonts w:ascii="Arial" w:hAnsi="Arial"/>
+      <w:i w:val="0"/>
+      <w:color w:val="292C30"/>
       <w:sz w:val="16"/>
       <w:szCs w:val="16"/>
     </w:rPr>
@@ -984,6 +1577,11 @@
       <w:ind w:left="360" w:hanging="360"/>
       <w:contextualSpacing/>
     </w:pPr>
+    <w:rPr>
+      <w:rFonts w:ascii="Arial" w:hAnsi="Arial"/>
+      <w:i w:val="0"/>
+      <w:color w:val="292C30"/>
+    </w:rPr>
   </w:style>
   <w:style w:type="paragraph" w:styleId="List2">
     <w:name w:val="List 2"/>
@@ -995,6 +1593,11 @@
       <w:ind w:left="720" w:hanging="360"/>
       <w:contextualSpacing/>
     </w:pPr>
+    <w:rPr>
+      <w:rFonts w:ascii="Arial" w:hAnsi="Arial"/>
+      <w:i w:val="0"/>
+      <w:color w:val="292C30"/>
+    </w:rPr>
   </w:style>
   <w:style w:type="paragraph" w:styleId="List3">
     <w:name w:val="List 3"/>
@@ -1006,6 +1609,11 @@
       <w:ind w:left="1080" w:hanging="360"/>
       <w:contextualSpacing/>
     </w:pPr>
+    <w:rPr>
+      <w:rFonts w:ascii="Arial" w:hAnsi="Arial"/>
+      <w:i w:val="0"/>
+      <w:color w:val="292C30"/>
+    </w:rPr>
   </w:style>
   <w:style w:type="paragraph" w:styleId="ListBullet">
     <w:name w:val="List Bullet"/>
@@ -1019,6 +1627,11 @@
       </w:numPr>
       <w:contextualSpacing/>
     </w:pPr>
+    <w:rPr>
+      <w:rFonts w:ascii="Arial" w:hAnsi="Arial"/>
+      <w:i w:val="0"/>
+      <w:color w:val="292C30"/>
+    </w:rPr>
   </w:style>
   <w:style w:type="paragraph" w:styleId="ListBullet2">
     <w:name w:val="List Bullet 2"/>
@@ -1032,6 +1645,11 @@
       </w:numPr>
       <w:contextualSpacing/>
     </w:pPr>
+    <w:rPr>
+      <w:rFonts w:ascii="Arial" w:hAnsi="Arial"/>
+      <w:i w:val="0"/>
+      <w:color w:val="292C30"/>
+    </w:rPr>
   </w:style>
   <w:style w:type="paragraph" w:styleId="ListBullet3">
     <w:name w:val="List Bullet 3"/>
@@ -1045,6 +1663,11 @@
       </w:numPr>
       <w:contextualSpacing/>
     </w:pPr>
+    <w:rPr>
+      <w:rFonts w:ascii="Arial" w:hAnsi="Arial"/>
+      <w:i w:val="0"/>
+      <w:color w:val="292C30"/>
+    </w:rPr>
   </w:style>
   <w:style w:type="paragraph" w:styleId="ListNumber">
     <w:name w:val="List Number"/>
@@ -1058,6 +1681,11 @@
       </w:numPr>
       <w:contextualSpacing/>
     </w:pPr>
+    <w:rPr>
+      <w:rFonts w:ascii="Arial" w:hAnsi="Arial"/>
+      <w:i w:val="0"/>
+      <w:color w:val="292C30"/>
+    </w:rPr>
   </w:style>
   <w:style w:type="paragraph" w:styleId="ListNumber2">
     <w:name w:val="List Number 2"/>
@@ -1071,6 +1699,11 @@
       </w:numPr>
       <w:contextualSpacing/>
     </w:pPr>
+    <w:rPr>
+      <w:rFonts w:ascii="Arial" w:hAnsi="Arial"/>
+      <w:i w:val="0"/>
+      <w:color w:val="292C30"/>
+    </w:rPr>
   </w:style>
   <w:style w:type="paragraph" w:styleId="ListNumber3">
     <w:name w:val="List Number 3"/>
@@ -1084,6 +1717,11 @@
       </w:numPr>
       <w:contextualSpacing/>
     </w:pPr>
+    <w:rPr>
+      <w:rFonts w:ascii="Arial" w:hAnsi="Arial"/>
+      <w:i w:val="0"/>
+      <w:color w:val="292C30"/>
+    </w:rPr>
   </w:style>
   <w:style w:type="paragraph" w:styleId="ListContinue">
     <w:name w:val="List Continue"/>
@@ -1096,6 +1734,11 @@
       <w:ind w:left="360"/>
       <w:contextualSpacing/>
     </w:pPr>
+    <w:rPr>
+      <w:rFonts w:ascii="Arial" w:hAnsi="Arial"/>
+      <w:i w:val="0"/>
+      <w:color w:val="292C30"/>
+    </w:rPr>
   </w:style>
   <w:style w:type="paragraph" w:styleId="ListContinue2">
     <w:name w:val="List Continue 2"/>
@@ -1108,6 +1751,11 @@
       <w:ind w:left="720"/>
       <w:contextualSpacing/>
     </w:pPr>
+    <w:rPr>
+      <w:rFonts w:ascii="Arial" w:hAnsi="Arial"/>
+      <w:i w:val="0"/>
+      <w:color w:val="292C30"/>
+    </w:rPr>
   </w:style>
   <w:style w:type="paragraph" w:styleId="ListContinue3">
     <w:name w:val="List Continue 3"/>
@@ -1120,6 +1768,11 @@
       <w:ind w:left="1080"/>
       <w:contextualSpacing/>
     </w:pPr>
+    <w:rPr>
+      <w:rFonts w:ascii="Arial" w:hAnsi="Arial"/>
+      <w:i w:val="0"/>
+      <w:color w:val="292C30"/>
+    </w:rPr>
   </w:style>
   <w:style w:type="paragraph" w:styleId="MacroText">
     <w:name w:val="macro"/>
@@ -1139,7 +1792,9 @@
       </w:tabs>
     </w:pPr>
     <w:rPr>
-      <w:rFonts w:ascii="Courier" w:hAnsi="Courier"/>
+      <w:rFonts w:ascii="Arial" w:hAnsi="Arial"/>
+      <w:i w:val="0"/>
+      <w:color w:val="292C30"/>
       <w:sz w:val="20"/>
       <w:szCs w:val="20"/>
     </w:rPr>
@@ -1151,7 +1806,9 @@
     <w:uiPriority w:val="99"/>
     <w:rsid w:val="0029639D"/>
     <w:rPr>
-      <w:rFonts w:ascii="Courier" w:hAnsi="Courier"/>
+      <w:rFonts w:ascii="Arial" w:hAnsi="Arial"/>
+      <w:i w:val="0"/>
+      <w:color w:val="292C30"/>
       <w:sz w:val="20"/>
       <w:szCs w:val="20"/>
     </w:rPr>
@@ -1165,9 +1822,10 @@
     <w:qFormat/>
     <w:rsid w:val="00FC693F"/>
     <w:rPr>
-      <w:i/>
-      <w:iCs/>
-      <w:color w:val="000000" w:themeColor="text1"/>
+      <w:rFonts w:ascii="Arial" w:hAnsi="Arial"/>
+      <w:i w:val="0"/>
+      <w:iCs w:val="0"/>
+      <w:color w:val="292C30"/>
     </w:rPr>
   </w:style>
   <w:style w:type="character" w:customStyle="1" w:styleId="QuoteChar">
@@ -1177,9 +1835,10 @@
     <w:uiPriority w:val="29"/>
     <w:rsid w:val="00FC693F"/>
     <w:rPr>
-      <w:i/>
-      <w:iCs/>
-      <w:color w:val="000000" w:themeColor="text1"/>
+      <w:rFonts w:ascii="Arial" w:hAnsi="Arial"/>
+      <w:i w:val="0"/>
+      <w:iCs w:val="0"/>
+      <w:color w:val="292C30"/>
     </w:rPr>
   </w:style>
   <w:style w:type="character" w:customStyle="1" w:styleId="Heading4Char">
@@ -1190,12 +1849,12 @@
     <w:semiHidden/>
     <w:rsid w:val="00FC693F"/>
     <w:rPr>
-      <w:rFonts w:asciiTheme="majorHAnsi" w:eastAsiaTheme="majorEastAsia" w:hAnsiTheme="majorHAnsi" w:cstheme="majorBidi"/>
+      <w:rFonts w:asciiTheme="majorHAnsi" w:eastAsiaTheme="majorEastAsia" w:hAnsiTheme="majorHAnsi" w:cstheme="majorBidi" w:ascii="Arial" w:hAnsi="Arial"/>
       <w:b/>
       <w:bCs/>
-      <w:i/>
-      <w:iCs/>
-      <w:color w:val="4F81BD" w:themeColor="accent1"/>
+      <w:i w:val="0"/>
+      <w:iCs w:val="0"/>
+      <w:color w:val="292C30"/>
     </w:rPr>
   </w:style>
   <w:style w:type="character" w:customStyle="1" w:styleId="Heading5Char">
@@ -1206,8 +1865,9 @@
     <w:semiHidden/>
     <w:rsid w:val="00FC693F"/>
     <w:rPr>
-      <w:rFonts w:asciiTheme="majorHAnsi" w:eastAsiaTheme="majorEastAsia" w:hAnsiTheme="majorHAnsi" w:cstheme="majorBidi"/>
-      <w:color w:val="243F60" w:themeColor="accent1" w:themeShade="7F"/>
+      <w:rFonts w:asciiTheme="majorHAnsi" w:eastAsiaTheme="majorEastAsia" w:hAnsiTheme="majorHAnsi" w:cstheme="majorBidi" w:ascii="Arial" w:hAnsi="Arial"/>
+      <w:i w:val="0"/>
+      <w:color w:val="292C30"/>
     </w:rPr>
   </w:style>
   <w:style w:type="character" w:customStyle="1" w:styleId="Heading6Char">
@@ -1218,10 +1878,10 @@
     <w:semiHidden/>
     <w:rsid w:val="00FC693F"/>
     <w:rPr>
-      <w:rFonts w:asciiTheme="majorHAnsi" w:eastAsiaTheme="majorEastAsia" w:hAnsiTheme="majorHAnsi" w:cstheme="majorBidi"/>
-      <w:i/>
-      <w:iCs/>
-      <w:color w:val="243F60" w:themeColor="accent1" w:themeShade="7F"/>
+      <w:rFonts w:asciiTheme="majorHAnsi" w:eastAsiaTheme="majorEastAsia" w:hAnsiTheme="majorHAnsi" w:cstheme="majorBidi" w:ascii="Arial" w:hAnsi="Arial"/>
+      <w:i w:val="0"/>
+      <w:iCs w:val="0"/>
+      <w:color w:val="292C30"/>
     </w:rPr>
   </w:style>
   <w:style w:type="character" w:customStyle="1" w:styleId="Heading7Char">
@@ -1232,10 +1892,10 @@
     <w:semiHidden/>
     <w:rsid w:val="00FC693F"/>
     <w:rPr>
-      <w:rFonts w:asciiTheme="majorHAnsi" w:eastAsiaTheme="majorEastAsia" w:hAnsiTheme="majorHAnsi" w:cstheme="majorBidi"/>
-      <w:i/>
-      <w:iCs/>
-      <w:color w:val="404040" w:themeColor="text1" w:themeTint="BF"/>
+      <w:rFonts w:asciiTheme="majorHAnsi" w:eastAsiaTheme="majorEastAsia" w:hAnsiTheme="majorHAnsi" w:cstheme="majorBidi" w:ascii="Arial" w:hAnsi="Arial"/>
+      <w:i w:val="0"/>
+      <w:iCs w:val="0"/>
+      <w:color w:val="292C30"/>
     </w:rPr>
   </w:style>
   <w:style w:type="character" w:customStyle="1" w:styleId="Heading8Char">
@@ -1246,8 +1906,9 @@
     <w:semiHidden/>
     <w:rsid w:val="00FC693F"/>
     <w:rPr>
-      <w:rFonts w:asciiTheme="majorHAnsi" w:eastAsiaTheme="majorEastAsia" w:hAnsiTheme="majorHAnsi" w:cstheme="majorBidi"/>
-      <w:color w:val="4F81BD" w:themeColor="accent1"/>
+      <w:rFonts w:asciiTheme="majorHAnsi" w:eastAsiaTheme="majorEastAsia" w:hAnsiTheme="majorHAnsi" w:cstheme="majorBidi" w:ascii="Arial" w:hAnsi="Arial"/>
+      <w:i w:val="0"/>
+      <w:color w:val="292C30"/>
       <w:sz w:val="20"/>
       <w:szCs w:val="20"/>
     </w:rPr>
@@ -1260,10 +1921,10 @@
     <w:semiHidden/>
     <w:rsid w:val="00FC693F"/>
     <w:rPr>
-      <w:rFonts w:asciiTheme="majorHAnsi" w:eastAsiaTheme="majorEastAsia" w:hAnsiTheme="majorHAnsi" w:cstheme="majorBidi"/>
-      <w:i/>
-      <w:iCs/>
-      <w:color w:val="404040" w:themeColor="text1" w:themeTint="BF"/>
+      <w:rFonts w:asciiTheme="majorHAnsi" w:eastAsiaTheme="majorEastAsia" w:hAnsiTheme="majorHAnsi" w:cstheme="majorBidi" w:ascii="Arial" w:hAnsi="Arial"/>
+      <w:i w:val="0"/>
+      <w:iCs w:val="0"/>
+      <w:color w:val="292C30"/>
       <w:sz w:val="20"/>
       <w:szCs w:val="20"/>
     </w:rPr>
@@ -1281,9 +1942,11 @@
       <w:spacing w:line="240" w:lineRule="auto"/>
     </w:pPr>
     <w:rPr>
+      <w:rFonts w:ascii="Arial" w:hAnsi="Arial"/>
       <w:b/>
       <w:bCs/>
-      <w:color w:val="4F81BD" w:themeColor="accent1"/>
+      <w:i w:val="0"/>
+      <w:color w:val="292C30"/>
       <w:sz w:val="18"/>
       <w:szCs w:val="18"/>
     </w:rPr>
@@ -1295,8 +1958,11 @@
     <w:qFormat/>
     <w:rsid w:val="00FC693F"/>
     <w:rPr>
+      <w:rFonts w:ascii="Arial" w:hAnsi="Arial"/>
       <w:b/>
       <w:bCs/>
+      <w:i w:val="0"/>
+      <w:color w:val="292C30"/>
     </w:rPr>
   </w:style>
   <w:style w:type="character" w:styleId="Emphasis">
@@ -1306,8 +1972,10 @@
     <w:qFormat/>
     <w:rsid w:val="00FC693F"/>
     <w:rPr>
-      <w:i/>
-      <w:iCs/>
+      <w:rFonts w:ascii="Arial" w:hAnsi="Arial"/>
+      <w:i w:val="0"/>
+      <w:iCs w:val="0"/>
+      <w:color w:val="292C30"/>
     </w:rPr>
   </w:style>
   <w:style w:type="paragraph" w:styleId="IntenseQuote">
@@ -1319,18 +1987,16 @@
     <w:qFormat/>
     <w:rsid w:val="00FC693F"/>
     <w:pPr>
-      <w:pBdr>
-        <w:bottom w:val="single" w:sz="4" w:space="4" w:color="4F81BD" w:themeColor="accent1"/>
-      </w:pBdr>
       <w:spacing w:before="200" w:after="280"/>
       <w:ind w:left="936" w:right="936"/>
     </w:pPr>
     <w:rPr>
+      <w:rFonts w:ascii="Arial" w:hAnsi="Arial"/>
       <w:b/>
       <w:bCs/>
-      <w:i/>
-      <w:iCs/>
-      <w:color w:val="4F81BD" w:themeColor="accent1"/>
+      <w:i w:val="0"/>
+      <w:iCs w:val="0"/>
+      <w:color w:val="292C30"/>
     </w:rPr>
   </w:style>
   <w:style w:type="character" w:customStyle="1" w:styleId="IntenseQuoteChar">
@@ -1340,11 +2006,12 @@
     <w:uiPriority w:val="30"/>
     <w:rsid w:val="00FC693F"/>
     <w:rPr>
+      <w:rFonts w:ascii="Arial" w:hAnsi="Arial"/>
       <w:b/>
       <w:bCs/>
-      <w:i/>
-      <w:iCs/>
-      <w:color w:val="4F81BD" w:themeColor="accent1"/>
+      <w:i w:val="0"/>
+      <w:iCs w:val="0"/>
+      <w:color w:val="292C30"/>
     </w:rPr>
   </w:style>
   <w:style w:type="character" w:styleId="SubtleEmphasis">
@@ -1354,9 +2021,10 @@
     <w:qFormat/>
     <w:rsid w:val="00FC693F"/>
     <w:rPr>
-      <w:i/>
-      <w:iCs/>
-      <w:color w:val="808080" w:themeColor="text1" w:themeTint="7F"/>
+      <w:rFonts w:ascii="Arial" w:hAnsi="Arial"/>
+      <w:i w:val="0"/>
+      <w:iCs w:val="0"/>
+      <w:color w:val="292C30"/>
     </w:rPr>
   </w:style>
   <w:style w:type="character" w:styleId="IntenseEmphasis">
@@ -1366,11 +2034,12 @@
     <w:qFormat/>
     <w:rsid w:val="00FC693F"/>
     <w:rPr>
+      <w:rFonts w:ascii="Arial" w:hAnsi="Arial"/>
       <w:b/>
       <w:bCs/>
-      <w:i/>
-      <w:iCs/>
-      <w:color w:val="4F81BD" w:themeColor="accent1"/>
+      <w:i w:val="0"/>
+      <w:iCs w:val="0"/>
+      <w:color w:val="292C30"/>
     </w:rPr>
   </w:style>
   <w:style w:type="character" w:styleId="SubtleReference">
@@ -1380,8 +2049,10 @@
     <w:qFormat/>
     <w:rsid w:val="00FC693F"/>
     <w:rPr>
+      <w:rFonts w:ascii="Arial" w:hAnsi="Arial"/>
+      <w:i w:val="0"/>
       <w:smallCaps/>
-      <w:color w:val="C0504D" w:themeColor="accent2"/>
+      <w:color w:val="292C30"/>
       <w:u w:val="single"/>
     </w:rPr>
   </w:style>
@@ -1392,10 +2063,12 @@
     <w:qFormat/>
     <w:rsid w:val="00FC693F"/>
     <w:rPr>
+      <w:rFonts w:ascii="Arial" w:hAnsi="Arial"/>
       <w:b/>
       <w:bCs/>
+      <w:i w:val="0"/>
       <w:smallCaps/>
-      <w:color w:val="C0504D" w:themeColor="accent2"/>
+      <w:color w:val="292C30"/>
       <w:spacing w:val="5"/>
       <w:u w:val="single"/>
     </w:rPr>
@@ -1407,9 +2080,12 @@
     <w:qFormat/>
     <w:rsid w:val="00FC693F"/>
     <w:rPr>
+      <w:rFonts w:ascii="Arial" w:hAnsi="Arial"/>
       <w:b/>
       <w:bCs/>
+      <w:i w:val="0"/>
       <w:smallCaps/>
+      <w:color w:val="292C30"/>
       <w:spacing w:val="5"/>
     </w:rPr>
   </w:style>
@@ -1425,6 +2101,11 @@
     <w:pPr>
       <w:outlineLvl w:val="9"/>
     </w:pPr>
+    <w:rPr>
+      <w:rFonts w:ascii="Arial" w:hAnsi="Arial"/>
+      <w:i w:val="0"/>
+      <w:color w:val="292C30"/>
+    </w:rPr>
   </w:style>
   <w:style w:type="table" w:styleId="TableGrid">
     <w:name w:val="Table Grid"/>
@@ -12426,8 +13107,8 @@
       <w:rFonts w:asciiTheme="majorHAnsi" w:eastAsiaTheme="majorEastAsia" w:hAnsiTheme="majorHAnsi" w:cstheme="majorBidi"/>
       <w:b/>
       <w:bCs/>
-      <w:i/>
-      <w:iCs/>
+      <w:i w:val="0"/>
+      <w:iCs w:val="0"/>
       <w:color w:val="4F81BD" w:themeColor="accent1"/>
     </w:rPr>
   </w:style>
@@ -12470,8 +13151,8 @@
     </w:pPr>
     <w:rPr>
       <w:rFonts w:asciiTheme="majorHAnsi" w:eastAsiaTheme="majorEastAsia" w:hAnsiTheme="majorHAnsi" w:cstheme="majorBidi"/>
-      <w:i/>
-      <w:iCs/>
+      <w:i w:val="0"/>
+      <w:iCs w:val="0"/>
       <w:color w:val="243F60" w:themeColor="accent1" w:themeShade="7F"/>
     </w:rPr>
   </w:style>
@@ -12493,8 +13174,8 @@
     </w:pPr>
     <w:rPr>
       <w:rFonts w:asciiTheme="majorHAnsi" w:eastAsiaTheme="majorEastAsia" w:hAnsiTheme="majorHAnsi" w:cstheme="majorBidi"/>
-      <w:i/>
-      <w:iCs/>
+      <w:i w:val="0"/>
+      <w:iCs w:val="0"/>
       <w:color w:val="404040" w:themeColor="text1" w:themeTint="BF"/>
     </w:rPr>
   </w:style>
@@ -12539,8 +13220,8 @@
     </w:pPr>
     <w:rPr>
       <w:rFonts w:asciiTheme="majorHAnsi" w:eastAsiaTheme="majorEastAsia" w:hAnsiTheme="majorHAnsi" w:cstheme="majorBidi"/>
-      <w:i/>
-      <w:iCs/>
+      <w:i w:val="0"/>
+      <w:iCs w:val="0"/>
       <w:color w:val="404040" w:themeColor="text1" w:themeTint="BF"/>
       <w:sz w:val="20"/>
       <w:szCs w:val="20"/>
@@ -12679,8 +13360,8 @@
     </w:pPr>
     <w:rPr>
       <w:rFonts w:asciiTheme="majorHAnsi" w:eastAsiaTheme="majorEastAsia" w:hAnsiTheme="majorHAnsi" w:cstheme="majorBidi"/>
-      <w:i/>
-      <w:iCs/>
+      <w:i w:val="0"/>
+      <w:iCs w:val="0"/>
       <w:color w:val="4F81BD" w:themeColor="accent1"/>
       <w:spacing w:val="15"/>
       <w:sz w:val="24"/>
@@ -12695,8 +13376,8 @@
     <w:rsid w:val="00FC693F"/>
     <w:rPr>
       <w:rFonts w:asciiTheme="majorHAnsi" w:eastAsiaTheme="majorEastAsia" w:hAnsiTheme="majorHAnsi" w:cstheme="majorBidi"/>
-      <w:i/>
-      <w:iCs/>
+      <w:i w:val="0"/>
+      <w:iCs w:val="0"/>
       <w:color w:val="4F81BD" w:themeColor="accent1"/>
       <w:spacing w:val="15"/>
       <w:sz w:val="24"/>
@@ -12967,8 +13648,8 @@
     <w:qFormat/>
     <w:rsid w:val="00FC693F"/>
     <w:rPr>
-      <w:i/>
-      <w:iCs/>
+      <w:i w:val="0"/>
+      <w:iCs w:val="0"/>
       <w:color w:val="000000" w:themeColor="text1"/>
     </w:rPr>
   </w:style>
@@ -12979,8 +13660,8 @@
     <w:uiPriority w:val="29"/>
     <w:rsid w:val="00FC693F"/>
     <w:rPr>
-      <w:i/>
-      <w:iCs/>
+      <w:i w:val="0"/>
+      <w:iCs w:val="0"/>
       <w:color w:val="000000" w:themeColor="text1"/>
     </w:rPr>
   </w:style>
@@ -12995,8 +13676,8 @@
       <w:rFonts w:asciiTheme="majorHAnsi" w:eastAsiaTheme="majorEastAsia" w:hAnsiTheme="majorHAnsi" w:cstheme="majorBidi"/>
       <w:b/>
       <w:bCs/>
-      <w:i/>
-      <w:iCs/>
+      <w:i w:val="0"/>
+      <w:iCs w:val="0"/>
       <w:color w:val="4F81BD" w:themeColor="accent1"/>
     </w:rPr>
   </w:style>
@@ -13021,8 +13702,8 @@
     <w:rsid w:val="00FC693F"/>
     <w:rPr>
       <w:rFonts w:asciiTheme="majorHAnsi" w:eastAsiaTheme="majorEastAsia" w:hAnsiTheme="majorHAnsi" w:cstheme="majorBidi"/>
-      <w:i/>
-      <w:iCs/>
+      <w:i w:val="0"/>
+      <w:iCs w:val="0"/>
       <w:color w:val="243F60" w:themeColor="accent1" w:themeShade="7F"/>
     </w:rPr>
   </w:style>
@@ -13035,8 +13716,8 @@
     <w:rsid w:val="00FC693F"/>
     <w:rPr>
       <w:rFonts w:asciiTheme="majorHAnsi" w:eastAsiaTheme="majorEastAsia" w:hAnsiTheme="majorHAnsi" w:cstheme="majorBidi"/>
-      <w:i/>
-      <w:iCs/>
+      <w:i w:val="0"/>
+      <w:iCs w:val="0"/>
       <w:color w:val="404040" w:themeColor="text1" w:themeTint="BF"/>
     </w:rPr>
   </w:style>
@@ -13063,8 +13744,8 @@
     <w:rsid w:val="00FC693F"/>
     <w:rPr>
       <w:rFonts w:asciiTheme="majorHAnsi" w:eastAsiaTheme="majorEastAsia" w:hAnsiTheme="majorHAnsi" w:cstheme="majorBidi"/>
-      <w:i/>
-      <w:iCs/>
+      <w:i w:val="0"/>
+      <w:iCs w:val="0"/>
       <w:color w:val="404040" w:themeColor="text1" w:themeTint="BF"/>
       <w:sz w:val="20"/>
       <w:szCs w:val="20"/>
@@ -13108,8 +13789,8 @@
     <w:qFormat/>
     <w:rsid w:val="00FC693F"/>
     <w:rPr>
-      <w:i/>
-      <w:iCs/>
+      <w:i w:val="0"/>
+      <w:iCs w:val="0"/>
     </w:rPr>
   </w:style>
   <w:style w:type="paragraph" w:styleId="IntenseQuote">
@@ -13130,8 +13811,8 @@
     <w:rPr>
       <w:b/>
       <w:bCs/>
-      <w:i/>
-      <w:iCs/>
+      <w:i w:val="0"/>
+      <w:iCs w:val="0"/>
       <w:color w:val="4F81BD" w:themeColor="accent1"/>
     </w:rPr>
   </w:style>
@@ -13144,8 +13825,8 @@
     <w:rPr>
       <w:b/>
       <w:bCs/>
-      <w:i/>
-      <w:iCs/>
+      <w:i w:val="0"/>
+      <w:iCs w:val="0"/>
       <w:color w:val="4F81BD" w:themeColor="accent1"/>
     </w:rPr>
   </w:style>
@@ -13156,8 +13837,8 @@
     <w:qFormat/>
     <w:rsid w:val="00FC693F"/>
     <w:rPr>
-      <w:i/>
-      <w:iCs/>
+      <w:i w:val="0"/>
+      <w:iCs w:val="0"/>
       <w:color w:val="808080" w:themeColor="text1" w:themeTint="7F"/>
     </w:rPr>
   </w:style>
@@ -13170,8 +13851,8 @@
     <w:rPr>
       <w:b/>
       <w:bCs/>
-      <w:i/>
-      <w:iCs/>
+      <w:i w:val="0"/>
+      <w:iCs w:val="0"/>
       <w:color w:val="4F81BD" w:themeColor="accent1"/>
     </w:rPr>
   </w:style>
